--- a/templates/Vintage_Car_Declaration.docx
+++ b/templates/Vintage_Car_Declaration.docx
@@ -11,7 +11,7 @@
       </w:pPr>
       <w:r>
         <w:rPr>
-          <w:rFonts w:eastAsia="Arial" w:cs="Arial" w:ascii="Arial" w:hAnsi="Arial"/>
+          <w:rFonts w:eastAsia="Arial" w:cs="Arial"/>
           <w:b/>
           <w:bCs/>
           <w:color w:val="000000"/>
@@ -20,7 +20,7 @@
       </w:r>
       <w:r>
         <w:rPr>
-          <w:rFonts w:eastAsia="Arial" w:cs="Arial" w:ascii="Arial" w:hAnsi="Arial"/>
+          <w:rFonts w:eastAsia="Arial" w:cs="Arial"/>
           <w:b/>
           <w:bCs/>
         </w:rPr>
@@ -36,20 +36,20 @@
       </w:pPr>
       <w:r>
         <w:rPr>
-          <w:rFonts w:eastAsia="Arial" w:cs="Arial" w:ascii="Arial" w:hAnsi="Arial"/>
-        </w:rPr>
-      </w:r>
-    </w:p>
-    <w:p>
-      <w:pPr>
-        <w:pStyle w:val="normal1"/>
-        <w:rPr>
-          <w:rFonts w:ascii="Arial" w:hAnsi="Arial" w:eastAsia="Arial" w:cs="Arial"/>
-        </w:rPr>
-      </w:pPr>
-      <w:r>
-        <w:rPr>
-          <w:rFonts w:eastAsia="Arial" w:cs="Arial" w:ascii="Arial" w:hAnsi="Arial"/>
+          <w:rFonts w:eastAsia="Arial" w:cs="Arial"/>
+        </w:rPr>
+      </w:r>
+    </w:p>
+    <w:p>
+      <w:pPr>
+        <w:pStyle w:val="normal1"/>
+        <w:rPr>
+          <w:rFonts w:ascii="Arial" w:hAnsi="Arial" w:eastAsia="Arial" w:cs="Arial"/>
+        </w:rPr>
+      </w:pPr>
+      <w:r>
+        <w:rPr>
+          <w:rFonts w:eastAsia="Arial" w:cs="Arial"/>
         </w:rPr>
         <w:t>To,</w:t>
       </w:r>
@@ -63,7 +63,7 @@
       </w:pPr>
       <w:r>
         <w:rPr>
-          <w:rFonts w:eastAsia="Arial" w:cs="Arial" w:ascii="Arial" w:hAnsi="Arial"/>
+          <w:rFonts w:eastAsia="Arial" w:cs="Arial"/>
         </w:rPr>
         <w:t>The Deputy/Asst. Commissioner of Customs</w:t>
       </w:r>
@@ -77,7 +77,7 @@
       </w:pPr>
       <w:r>
         <w:rPr>
-          <w:rFonts w:eastAsia="Arial" w:cs="Arial" w:ascii="Arial" w:hAnsi="Arial"/>
+          <w:rFonts w:eastAsia="Arial" w:cs="Arial"/>
         </w:rPr>
         <w:t>[Export] Division. ICD – Khodiyar,</w:t>
       </w:r>
@@ -91,7 +91,7 @@
       </w:pPr>
       <w:r>
         <w:rPr>
-          <w:rFonts w:eastAsia="Arial" w:cs="Arial" w:ascii="Arial" w:hAnsi="Arial"/>
+          <w:rFonts w:eastAsia="Arial" w:cs="Arial"/>
         </w:rPr>
         <w:t>S. G. highway., Jamiyatpura cross road.</w:t>
       </w:r>
@@ -108,7 +108,7 @@
       </w:pPr>
       <w:r>
         <w:rPr>
-          <w:rFonts w:eastAsia="Arial" w:cs="Arial" w:ascii="Arial" w:hAnsi="Arial"/>
+          <w:rFonts w:eastAsia="Arial" w:cs="Arial"/>
           <w:b/>
           <w:bCs/>
           <w:u w:val="single"/>
@@ -125,20 +125,20 @@
       </w:pPr>
       <w:r>
         <w:rPr>
-          <w:rFonts w:eastAsia="Arial" w:cs="Arial" w:ascii="Arial" w:hAnsi="Arial"/>
-        </w:rPr>
-      </w:r>
-    </w:p>
-    <w:p>
-      <w:pPr>
-        <w:pStyle w:val="normal1"/>
-        <w:rPr>
-          <w:rFonts w:ascii="Arial" w:hAnsi="Arial" w:eastAsia="Arial" w:cs="Arial"/>
-        </w:rPr>
-      </w:pPr>
-      <w:r>
-        <w:rPr>
-          <w:rFonts w:eastAsia="Arial" w:cs="Arial" w:ascii="Arial" w:hAnsi="Arial"/>
+          <w:rFonts w:eastAsia="Arial" w:cs="Arial"/>
+        </w:rPr>
+      </w:r>
+    </w:p>
+    <w:p>
+      <w:pPr>
+        <w:pStyle w:val="normal1"/>
+        <w:rPr>
+          <w:rFonts w:ascii="Arial" w:hAnsi="Arial" w:eastAsia="Arial" w:cs="Arial"/>
+        </w:rPr>
+      </w:pPr>
+      <w:r>
+        <w:rPr>
+          <w:rFonts w:eastAsia="Arial" w:cs="Arial"/>
         </w:rPr>
         <w:t>Sub: Parts not used of VINTAGE CAR A/c. Horizon Enterprise -Ahmedabad.</w:t>
       </w:r>
@@ -153,7 +153,7 @@
       </w:pPr>
       <w:r>
         <w:rPr>
-          <w:rFonts w:eastAsia="Arial" w:cs="Arial" w:ascii="Arial" w:hAnsi="Arial"/>
+          <w:rFonts w:eastAsia="Arial" w:cs="Arial"/>
           <w:color w:val="FFFFFF"/>
         </w:rPr>
         <w:t xml:space="preserve">S/bill no                   DT </w:t>
@@ -168,20 +168,20 @@
       </w:pPr>
       <w:r>
         <w:rPr>
-          <w:rFonts w:eastAsia="Arial" w:cs="Arial" w:ascii="Arial" w:hAnsi="Arial"/>
-        </w:rPr>
-      </w:r>
-    </w:p>
-    <w:p>
-      <w:pPr>
-        <w:pStyle w:val="normal1"/>
-        <w:rPr>
-          <w:rFonts w:ascii="Arial" w:hAnsi="Arial" w:eastAsia="Arial" w:cs="Arial"/>
-        </w:rPr>
-      </w:pPr>
-      <w:r>
-        <w:rPr>
-          <w:rFonts w:eastAsia="Arial" w:cs="Arial" w:ascii="Arial" w:hAnsi="Arial"/>
+          <w:rFonts w:eastAsia="Arial" w:cs="Arial"/>
+        </w:rPr>
+      </w:r>
+    </w:p>
+    <w:p>
+      <w:pPr>
+        <w:pStyle w:val="normal1"/>
+        <w:rPr>
+          <w:rFonts w:ascii="Arial" w:hAnsi="Arial" w:eastAsia="Arial" w:cs="Arial"/>
+        </w:rPr>
+      </w:pPr>
+      <w:r>
+        <w:rPr>
+          <w:rFonts w:eastAsia="Arial" w:cs="Arial"/>
         </w:rPr>
         <w:t>Respected Sir,</w:t>
       </w:r>
@@ -220,7 +220,7 @@
       </w:pPr>
       <w:r>
         <w:rPr>
-          <w:rFonts w:eastAsia="Arial" w:cs="Arial" w:ascii="Arial" w:hAnsi="Arial"/>
+          <w:rFonts w:eastAsia="Arial" w:cs="Arial"/>
           <w:b w:val="false"/>
           <w:bCs w:val="false"/>
           <w:i w:val="false"/>
@@ -274,7 +274,7 @@
       </w:pPr>
       <w:r>
         <w:rPr>
-          <w:rFonts w:eastAsia="Arial" w:cs="Arial" w:ascii="Arial" w:hAnsi="Arial"/>
+          <w:rFonts w:eastAsia="Arial" w:cs="Arial"/>
           <w:b w:val="false"/>
           <w:bCs w:val="false"/>
           <w:i w:val="false"/>
@@ -296,14 +296,14 @@
       </w:r>
       <w:r>
         <w:rPr>
-          <w:rFonts w:eastAsia="Arial" w:cs="Arial" w:ascii="Arial" w:hAnsi="Arial"/>
+          <w:rFonts w:eastAsia="Arial" w:cs="Arial"/>
           <w:color w:val="EE0000"/>
         </w:rPr>
         <w:t>{{ total_packages }}</w:t>
       </w:r>
       <w:r>
         <w:rPr>
-          <w:rFonts w:eastAsia="Arial" w:cs="Arial" w:ascii="Arial" w:hAnsi="Arial"/>
+          <w:rFonts w:eastAsia="Arial" w:cs="Arial"/>
           <w:b w:val="false"/>
           <w:bCs w:val="false"/>
           <w:i w:val="false"/>
@@ -325,7 +325,7 @@
       </w:r>
       <w:r>
         <w:rPr>
-          <w:rFonts w:eastAsia="Arial" w:cs="Arial" w:ascii="Arial" w:hAnsi="Arial"/>
+          <w:rFonts w:eastAsia="Arial" w:cs="Arial"/>
           <w:b w:val="false"/>
           <w:bCs w:val="false"/>
           <w:i w:val="false"/>
@@ -347,7 +347,7 @@
       </w:r>
       <w:r>
         <w:rPr>
-          <w:rFonts w:eastAsia="Arial" w:cs="Arial" w:ascii="Arial" w:hAnsi="Arial"/>
+          <w:rFonts w:eastAsia="Arial" w:cs="Arial"/>
           <w:sz w:val="22"/>
           <w:szCs w:val="22"/>
         </w:rPr>
@@ -355,7 +355,7 @@
       </w:r>
       <w:r>
         <w:rPr>
-          <w:rFonts w:eastAsia="Arial" w:cs="Arial" w:ascii="Arial" w:hAnsi="Arial"/>
+          <w:rFonts w:eastAsia="Arial" w:cs="Arial"/>
           <w:b w:val="false"/>
           <w:bCs w:val="false"/>
           <w:i w:val="false"/>
@@ -377,14 +377,14 @@
       </w:r>
       <w:r>
         <w:rPr>
-          <w:rFonts w:eastAsia="Arial" w:cs="Arial" w:ascii="Arial" w:hAnsi="Arial"/>
+          <w:rFonts w:eastAsia="Arial" w:cs="Arial"/>
           <w:color w:val="EE0000"/>
         </w:rPr>
         <w:t>{{ invoice_no }}</w:t>
       </w:r>
       <w:r>
         <w:rPr>
-          <w:rFonts w:eastAsia="Arial" w:cs="Arial" w:ascii="Arial" w:hAnsi="Arial"/>
+          <w:rFonts w:eastAsia="Arial" w:cs="Arial"/>
           <w:b w:val="false"/>
           <w:bCs w:val="false"/>
           <w:i w:val="false"/>
@@ -406,14 +406,14 @@
       </w:r>
       <w:r>
         <w:rPr>
-          <w:rFonts w:eastAsia="Arial" w:cs="Arial" w:ascii="Arial" w:hAnsi="Arial"/>
+          <w:rFonts w:eastAsia="Arial" w:cs="Arial"/>
           <w:color w:val="EE0000"/>
         </w:rPr>
         <w:t>{{ invoice_date }}</w:t>
       </w:r>
       <w:r>
         <w:rPr>
-          <w:rFonts w:eastAsia="Arial" w:cs="Arial" w:ascii="Arial" w:hAnsi="Arial"/>
+          <w:rFonts w:eastAsia="Arial" w:cs="Arial"/>
           <w:b w:val="false"/>
           <w:bCs w:val="false"/>
           <w:i w:val="false"/>
@@ -435,7 +435,7 @@
       </w:r>
       <w:r>
         <w:rPr>
-          <w:rFonts w:eastAsia="Arial" w:cs="Arial" w:ascii="Arial" w:hAnsi="Arial"/>
+          <w:rFonts w:eastAsia="Arial" w:cs="Arial"/>
           <w:b w:val="false"/>
           <w:bCs w:val="false"/>
           <w:i w:val="false"/>
@@ -466,7 +466,7 @@
       </w:pPr>
       <w:r>
         <w:rPr>
-          <w:rFonts w:eastAsia="Arial" w:cs="Arial" w:ascii="Arial" w:hAnsi="Arial"/>
+          <w:rFonts w:eastAsia="Arial" w:cs="Arial"/>
         </w:rPr>
       </w:r>
     </w:p>
@@ -480,7 +480,7 @@
       </w:pPr>
       <w:r>
         <w:rPr>
-          <w:rFonts w:eastAsia="Arial" w:cs="Arial" w:ascii="Arial" w:hAnsi="Arial"/>
+          <w:rFonts w:eastAsia="Arial" w:cs="Arial"/>
         </w:rPr>
         <w:t>Request you to please do the needful. We have authorized to our CHA M/S. Velji Dosabhai &amp; Sons Pvt Ltd. to submit the same and clear our export shipment from your good office.</w:t>
       </w:r>
@@ -495,7 +495,7 @@
       </w:pPr>
       <w:r>
         <w:rPr>
-          <w:rFonts w:eastAsia="Arial" w:cs="Arial" w:ascii="Arial" w:hAnsi="Arial"/>
+          <w:rFonts w:eastAsia="Arial" w:cs="Arial"/>
         </w:rPr>
       </w:r>
     </w:p>
@@ -509,7 +509,7 @@
       </w:pPr>
       <w:r>
         <w:rPr>
-          <w:rFonts w:eastAsia="Arial" w:cs="Arial" w:ascii="Arial" w:hAnsi="Arial"/>
+          <w:rFonts w:eastAsia="Arial" w:cs="Arial"/>
         </w:rPr>
         <w:t>Thanking You,</w:t>
       </w:r>
@@ -524,7 +524,7 @@
       </w:pPr>
       <w:r>
         <w:rPr>
-          <w:rFonts w:eastAsia="Arial" w:cs="Arial" w:ascii="Arial" w:hAnsi="Arial"/>
+          <w:rFonts w:eastAsia="Arial" w:cs="Arial"/>
         </w:rPr>
       </w:r>
     </w:p>
@@ -538,7 +538,7 @@
       </w:pPr>
       <w:r>
         <w:rPr>
-          <w:rFonts w:eastAsia="Arial" w:cs="Arial" w:ascii="Arial" w:hAnsi="Arial"/>
+          <w:rFonts w:eastAsia="Arial" w:cs="Arial"/>
         </w:rPr>
         <w:t>Yours faithfully,</w:t>
       </w:r>
@@ -553,7 +553,7 @@
       </w:pPr>
       <w:r>
         <w:rPr>
-          <w:rFonts w:eastAsia="Arial" w:cs="Arial" w:ascii="Arial" w:hAnsi="Arial"/>
+          <w:rFonts w:eastAsia="Arial" w:cs="Arial"/>
         </w:rPr>
       </w:r>
     </w:p>
@@ -562,19 +562,33 @@
         <w:pStyle w:val="normal1"/>
         <w:jc w:val="both"/>
         <w:rPr>
-          <w:rFonts w:ascii="Rupee Foradian" w:hAnsi="Rupee Foradian" w:eastAsia="Rupee Foradian" w:cs="Rupee Foradian"/>
           <w:b/>
           <w:bCs/>
-          <w:color w:val="000000"/>
-          <w:sz w:val="20"/>
-          <w:szCs w:val="20"/>
-        </w:rPr>
-      </w:pPr>
-      <w:r>
-        <w:rPr>
-          <w:rFonts w:eastAsia="Arial" w:cs="Arial" w:ascii="Arial" w:hAnsi="Arial"/>
-        </w:rPr>
-        <w:t>For Horizon Enterprise</w:t>
+        </w:rPr>
+      </w:pPr>
+      <w:r>
+        <w:rPr>
+          <w:rFonts w:eastAsia="Arial" w:cs="Arial"/>
+          <w:b/>
+          <w:bCs/>
+        </w:rPr>
+        <w:t>F</w:t>
+      </w:r>
+      <w:r>
+        <w:rPr>
+          <w:rFonts w:eastAsia="Arial" w:cs="Arial"/>
+          <w:b/>
+          <w:bCs/>
+        </w:rPr>
+        <w:t>OR</w:t>
+      </w:r>
+      <w:r>
+        <w:rPr>
+          <w:rFonts w:eastAsia="Arial" w:cs="Arial"/>
+          <w:b/>
+          <w:bCs/>
+        </w:rPr>
+        <w:t xml:space="preserve"> Horizon Enterprise</w:t>
       </w:r>
     </w:p>
     <w:p>
@@ -588,7 +602,7 @@
       </w:pPr>
       <w:r>
         <w:rPr>
-          <w:rFonts w:eastAsia="Arial" w:cs="Arial" w:ascii="Arial" w:hAnsi="Arial"/>
+          <w:rFonts w:eastAsia="Arial" w:cs="Arial"/>
           <w:color w:val="000000"/>
         </w:rPr>
       </w:r>
@@ -605,17 +619,7 @@
       <w:bookmarkStart w:id="0" w:name="docs-internal-guid-e4b37490-7fff-d53f-cb"/>
       <w:bookmarkEnd w:id="0"/>
       <w:r>
-        <w:rPr>
-          <w:rFonts w:eastAsia="Arial" w:cs="Arial" w:ascii="Arial" w:hAnsi="Arial"/>
-          <w:caps w:val="false"/>
-          <w:smallCaps w:val="false"/>
-          <w:strike w:val="false"/>
-          <w:dstrike w:val="false"/>
-          <w:color w:val="000000"/>
-          <w:u w:val="none"/>
-          <w:effect w:val="none"/>
-          <w:shd w:fill="auto" w:val="clear"/>
-        </w:rPr>
+        <w:rPr/>
         <w:drawing>
           <wp:inline distT="0" distB="0" distL="0" distR="0">
             <wp:extent cx="2047875" cy="952500"/>
@@ -666,7 +670,7 @@
       </w:pPr>
       <w:r>
         <w:rPr>
-          <w:rFonts w:eastAsia="Arial" w:cs="Arial" w:ascii="Arial" w:hAnsi="Arial"/>
+          <w:rFonts w:eastAsia="Arial" w:cs="Arial"/>
           <w:color w:val="000000"/>
         </w:rPr>
       </w:r>
@@ -682,7 +686,8 @@
       </w:pPr>
       <w:r>
         <w:rPr>
-          <w:rFonts w:eastAsia="Arial" w:cs="Arial" w:ascii="Arial" w:hAnsi="Arial"/>
+          <w:rFonts w:eastAsia="Arial" w:cs="Arial"/>
+          <w:color w:val="000000"/>
         </w:rPr>
       </w:r>
     </w:p>
@@ -700,7 +705,7 @@
       </w:pPr>
       <w:r>
         <w:rPr>
-          <w:rFonts w:eastAsia="Arial" w:cs="Arial" w:ascii="Arial" w:hAnsi="Arial"/>
+          <w:rFonts w:eastAsia="Arial" w:cs="Arial"/>
         </w:rPr>
         <w:t>Authorized signatory</w:t>
       </w:r>

--- a/templates/Vintage_Car_Declaration.docx
+++ b/templates/Vintage_Car_Declaration.docx
@@ -93,7 +93,7 @@
         <w:rPr>
           <w:rFonts w:eastAsia="Arial" w:cs="Arial"/>
         </w:rPr>
-        <w:t>S. G. highway., Jamiyatpura cross road.</w:t>
+        <w:t>S. G. highway, Jamiyatpura cross road.</w:t>
       </w:r>
     </w:p>
     <w:p>
@@ -297,7 +297,7 @@
       <w:r>
         <w:rPr>
           <w:rFonts w:eastAsia="Arial" w:cs="Arial"/>
-          <w:color w:val="EE0000"/>
+          <w:color w:val="000000"/>
         </w:rPr>
         <w:t>{{ total_packages }}</w:t>
       </w:r>
@@ -378,7 +378,7 @@
       <w:r>
         <w:rPr>
           <w:rFonts w:eastAsia="Arial" w:cs="Arial"/>
-          <w:color w:val="EE0000"/>
+          <w:color w:val="000000"/>
         </w:rPr>
         <w:t>{{ invoice_no }}</w:t>
       </w:r>
@@ -407,7 +407,7 @@
       <w:r>
         <w:rPr>
           <w:rFonts w:eastAsia="Arial" w:cs="Arial"/>
-          <w:color w:val="EE0000"/>
+          <w:color w:val="000000"/>
         </w:rPr>
         <w:t>{{ invoice_date }}</w:t>
       </w:r>
@@ -572,23 +572,7 @@
           <w:b/>
           <w:bCs/>
         </w:rPr>
-        <w:t>F</w:t>
-      </w:r>
-      <w:r>
-        <w:rPr>
-          <w:rFonts w:eastAsia="Arial" w:cs="Arial"/>
-          <w:b/>
-          <w:bCs/>
-        </w:rPr>
-        <w:t>OR</w:t>
-      </w:r>
-      <w:r>
-        <w:rPr>
-          <w:rFonts w:eastAsia="Arial" w:cs="Arial"/>
-          <w:b/>
-          <w:bCs/>
-        </w:rPr>
-        <w:t xml:space="preserve"> Horizon Enterprise</w:t>
+        <w:t>FOR Horizon Enterprise</w:t>
       </w:r>
     </w:p>
     <w:p>

--- a/templates/Vintage_Car_Declaration.docx
+++ b/templates/Vintage_Car_Declaration.docx
@@ -6,7 +6,8 @@
       <w:pPr>
         <w:pStyle w:val="normal1"/>
         <w:rPr>
-          <w:rFonts w:ascii="Arial" w:hAnsi="Arial" w:eastAsia="Arial" w:cs="Arial"/>
+          <w:sz w:val="20"/>
+          <w:szCs w:val="20"/>
         </w:rPr>
       </w:pPr>
       <w:r>
@@ -15,6 +16,8 @@
           <w:b/>
           <w:bCs/>
           <w:color w:val="000000"/>
+          <w:sz w:val="20"/>
+          <w:szCs w:val="20"/>
         </w:rPr>
         <w:t xml:space="preserve">Dt. </w:t>
       </w:r>
@@ -23,6 +26,8 @@
           <w:rFonts w:eastAsia="Arial" w:cs="Arial"/>
           <w:b/>
           <w:bCs/>
+          <w:sz w:val="20"/>
+          <w:szCs w:val="20"/>
         </w:rPr>
         <w:t>{{ generation_date }}</w:t>
       </w:r>
@@ -32,24 +37,31 @@
         <w:pStyle w:val="normal1"/>
         <w:rPr>
           <w:rFonts w:ascii="Arial" w:hAnsi="Arial" w:eastAsia="Arial" w:cs="Arial"/>
-        </w:rPr>
-      </w:pPr>
-      <w:r>
-        <w:rPr>
-          <w:rFonts w:eastAsia="Arial" w:cs="Arial"/>
-        </w:rPr>
-      </w:r>
-    </w:p>
-    <w:p>
-      <w:pPr>
-        <w:pStyle w:val="normal1"/>
-        <w:rPr>
-          <w:rFonts w:ascii="Arial" w:hAnsi="Arial" w:eastAsia="Arial" w:cs="Arial"/>
-        </w:rPr>
-      </w:pPr>
-      <w:r>
-        <w:rPr>
-          <w:rFonts w:eastAsia="Arial" w:cs="Arial"/>
+          <w:sz w:val="20"/>
+          <w:szCs w:val="20"/>
+        </w:rPr>
+      </w:pPr>
+      <w:r>
+        <w:rPr>
+          <w:rFonts w:eastAsia="Arial" w:cs="Arial"/>
+          <w:sz w:val="20"/>
+          <w:szCs w:val="20"/>
+        </w:rPr>
+      </w:r>
+    </w:p>
+    <w:p>
+      <w:pPr>
+        <w:pStyle w:val="normal1"/>
+        <w:rPr>
+          <w:sz w:val="20"/>
+          <w:szCs w:val="20"/>
+        </w:rPr>
+      </w:pPr>
+      <w:r>
+        <w:rPr>
+          <w:rFonts w:eastAsia="Arial" w:cs="Arial"/>
+          <w:sz w:val="20"/>
+          <w:szCs w:val="20"/>
         </w:rPr>
         <w:t>To,</w:t>
       </w:r>
@@ -58,12 +70,15 @@
       <w:pPr>
         <w:pStyle w:val="normal1"/>
         <w:rPr>
-          <w:rFonts w:ascii="Arial" w:hAnsi="Arial" w:eastAsia="Arial" w:cs="Arial"/>
-        </w:rPr>
-      </w:pPr>
-      <w:r>
-        <w:rPr>
-          <w:rFonts w:eastAsia="Arial" w:cs="Arial"/>
+          <w:sz w:val="20"/>
+          <w:szCs w:val="20"/>
+        </w:rPr>
+      </w:pPr>
+      <w:r>
+        <w:rPr>
+          <w:rFonts w:eastAsia="Arial" w:cs="Arial"/>
+          <w:sz w:val="20"/>
+          <w:szCs w:val="20"/>
         </w:rPr>
         <w:t>The Deputy/Asst. Commissioner of Customs</w:t>
       </w:r>
@@ -72,12 +87,15 @@
       <w:pPr>
         <w:pStyle w:val="normal1"/>
         <w:rPr>
-          <w:rFonts w:ascii="Arial" w:hAnsi="Arial" w:eastAsia="Arial" w:cs="Arial"/>
-        </w:rPr>
-      </w:pPr>
-      <w:r>
-        <w:rPr>
-          <w:rFonts w:eastAsia="Arial" w:cs="Arial"/>
+          <w:sz w:val="20"/>
+          <w:szCs w:val="20"/>
+        </w:rPr>
+      </w:pPr>
+      <w:r>
+        <w:rPr>
+          <w:rFonts w:eastAsia="Arial" w:cs="Arial"/>
+          <w:sz w:val="20"/>
+          <w:szCs w:val="20"/>
         </w:rPr>
         <w:t>[Export] Division. ICD – Khodiyar,</w:t>
       </w:r>
@@ -86,12 +104,15 @@
       <w:pPr>
         <w:pStyle w:val="normal1"/>
         <w:rPr>
-          <w:rFonts w:ascii="Arial" w:hAnsi="Arial" w:eastAsia="Arial" w:cs="Arial"/>
-        </w:rPr>
-      </w:pPr>
-      <w:r>
-        <w:rPr>
-          <w:rFonts w:eastAsia="Arial" w:cs="Arial"/>
+          <w:sz w:val="20"/>
+          <w:szCs w:val="20"/>
+        </w:rPr>
+      </w:pPr>
+      <w:r>
+        <w:rPr>
+          <w:rFonts w:eastAsia="Arial" w:cs="Arial"/>
+          <w:sz w:val="20"/>
+          <w:szCs w:val="20"/>
         </w:rPr>
         <w:t>S. G. highway, Jamiyatpura cross road.</w:t>
       </w:r>
@@ -100,19 +121,19 @@
       <w:pPr>
         <w:pStyle w:val="normal1"/>
         <w:rPr>
-          <w:rFonts w:ascii="Arial" w:hAnsi="Arial" w:eastAsia="Arial" w:cs="Arial"/>
+          <w:sz w:val="20"/>
+          <w:szCs w:val="20"/>
+        </w:rPr>
+      </w:pPr>
+      <w:r>
+        <w:rPr>
+          <w:rFonts w:eastAsia="Arial" w:cs="Arial"/>
           <w:b/>
           <w:bCs/>
+          <w:sz w:val="20"/>
+          <w:szCs w:val="20"/>
           <w:u w:val="single"/>
         </w:rPr>
-      </w:pPr>
-      <w:r>
-        <w:rPr>
-          <w:rFonts w:eastAsia="Arial" w:cs="Arial"/>
-          <w:b/>
-          <w:bCs/>
-          <w:u w:val="single"/>
-        </w:rPr>
         <w:t>Gandhinagar- Ahmedabad.</w:t>
       </w:r>
     </w:p>
@@ -121,12 +142,51 @@
         <w:pStyle w:val="normal1"/>
         <w:rPr>
           <w:rFonts w:ascii="Arial" w:hAnsi="Arial" w:eastAsia="Arial" w:cs="Arial"/>
-        </w:rPr>
-      </w:pPr>
-      <w:r>
-        <w:rPr>
-          <w:rFonts w:eastAsia="Arial" w:cs="Arial"/>
-        </w:rPr>
+          <w:sz w:val="20"/>
+          <w:szCs w:val="20"/>
+        </w:rPr>
+      </w:pPr>
+      <w:r>
+        <w:rPr>
+          <w:rFonts w:eastAsia="Arial" w:cs="Arial"/>
+          <w:sz w:val="20"/>
+          <w:szCs w:val="20"/>
+        </w:rPr>
+      </w:r>
+    </w:p>
+    <w:p>
+      <w:pPr>
+        <w:pStyle w:val="normal1"/>
+        <w:rPr>
+          <w:sz w:val="20"/>
+          <w:szCs w:val="20"/>
+        </w:rPr>
+      </w:pPr>
+      <w:r>
+        <w:rPr>
+          <w:rFonts w:eastAsia="Arial" w:cs="Arial"/>
+          <w:sz w:val="20"/>
+          <w:szCs w:val="20"/>
+        </w:rPr>
+        <w:t>Sub: Parts not used of VINTAGE CAR A/c. Horizon Enterprise -Ahmedabad.</w:t>
+      </w:r>
+    </w:p>
+    <w:p>
+      <w:pPr>
+        <w:pStyle w:val="normal1"/>
+        <w:rPr>
+          <w:sz w:val="20"/>
+          <w:szCs w:val="20"/>
+        </w:rPr>
+      </w:pPr>
+      <w:r>
+        <w:rPr>
+          <w:rFonts w:eastAsia="Arial" w:cs="Arial"/>
+          <w:color w:val="FFFFFF"/>
+          <w:sz w:val="20"/>
+          <w:szCs w:val="20"/>
+        </w:rPr>
+        <w:t xml:space="preserve">S/bill no                   DT </w:t>
       </w:r>
     </w:p>
     <w:p>
@@ -134,54 +194,31 @@
         <w:pStyle w:val="normal1"/>
         <w:rPr>
           <w:rFonts w:ascii="Arial" w:hAnsi="Arial" w:eastAsia="Arial" w:cs="Arial"/>
-        </w:rPr>
-      </w:pPr>
-      <w:r>
-        <w:rPr>
-          <w:rFonts w:eastAsia="Arial" w:cs="Arial"/>
-        </w:rPr>
-        <w:t>Sub: Parts not used of VINTAGE CAR A/c. Horizon Enterprise -Ahmedabad.</w:t>
-      </w:r>
-    </w:p>
-    <w:p>
-      <w:pPr>
-        <w:pStyle w:val="normal1"/>
-        <w:rPr>
-          <w:rFonts w:ascii="Arial" w:hAnsi="Arial" w:eastAsia="Arial" w:cs="Arial"/>
-          <w:color w:val="FFFFFF"/>
-        </w:rPr>
-      </w:pPr>
-      <w:r>
-        <w:rPr>
-          <w:rFonts w:eastAsia="Arial" w:cs="Arial"/>
-          <w:color w:val="FFFFFF"/>
-        </w:rPr>
-        <w:t xml:space="preserve">S/bill no                   DT </w:t>
-      </w:r>
-    </w:p>
-    <w:p>
-      <w:pPr>
-        <w:pStyle w:val="normal1"/>
-        <w:rPr>
-          <w:rFonts w:ascii="Arial" w:hAnsi="Arial" w:eastAsia="Arial" w:cs="Arial"/>
-        </w:rPr>
-      </w:pPr>
-      <w:r>
-        <w:rPr>
-          <w:rFonts w:eastAsia="Arial" w:cs="Arial"/>
-        </w:rPr>
-      </w:r>
-    </w:p>
-    <w:p>
-      <w:pPr>
-        <w:pStyle w:val="normal1"/>
-        <w:rPr>
-          <w:rFonts w:ascii="Arial" w:hAnsi="Arial" w:eastAsia="Arial" w:cs="Arial"/>
-        </w:rPr>
-      </w:pPr>
-      <w:r>
-        <w:rPr>
-          <w:rFonts w:eastAsia="Arial" w:cs="Arial"/>
+          <w:sz w:val="20"/>
+          <w:szCs w:val="20"/>
+        </w:rPr>
+      </w:pPr>
+      <w:r>
+        <w:rPr>
+          <w:rFonts w:eastAsia="Arial" w:cs="Arial"/>
+          <w:sz w:val="20"/>
+          <w:szCs w:val="20"/>
+        </w:rPr>
+      </w:r>
+    </w:p>
+    <w:p>
+      <w:pPr>
+        <w:pStyle w:val="normal1"/>
+        <w:rPr>
+          <w:sz w:val="20"/>
+          <w:szCs w:val="20"/>
+        </w:rPr>
+      </w:pPr>
+      <w:r>
+        <w:rPr>
+          <w:rFonts w:eastAsia="Arial" w:cs="Arial"/>
+          <w:sz w:val="20"/>
+          <w:szCs w:val="20"/>
         </w:rPr>
         <w:t>Respected Sir,</w:t>
       </w:r>
@@ -210,9 +247,9 @@
           <w:dstrike w:val="false"/>
           <w:color w:val="000000"/>
           <w:position w:val="0"/>
-          <w:sz w:val="24"/>
-          <w:sz w:val="24"/>
-          <w:szCs w:val="24"/>
+          <w:sz w:val="20"/>
+          <w:sz w:val="20"/>
+          <w:szCs w:val="20"/>
           <w:u w:val="none"/>
           <w:shd w:fill="auto" w:val="clear"/>
           <w:vertAlign w:val="baseline"/>
@@ -231,9 +268,9 @@
           <w:dstrike w:val="false"/>
           <w:color w:val="000000"/>
           <w:position w:val="0"/>
-          <w:sz w:val="24"/>
-          <w:sz w:val="24"/>
-          <w:szCs w:val="24"/>
+          <w:sz w:val="20"/>
+          <w:sz w:val="20"/>
+          <w:szCs w:val="20"/>
           <w:u w:val="none"/>
           <w:shd w:fill="auto" w:val="clear"/>
           <w:vertAlign w:val="baseline"/>
@@ -252,24 +289,8 @@
         <w:ind w:hanging="0" w:left="0" w:right="0"/>
         <w:jc w:val="both"/>
         <w:rPr>
-          <w:rFonts w:ascii="Arial" w:hAnsi="Arial" w:eastAsia="Arial" w:cs="Arial"/>
-          <w:b w:val="false"/>
-          <w:bCs w:val="false"/>
-          <w:i w:val="false"/>
-          <w:i w:val="false"/>
-          <w:iCs w:val="false"/>
-          <w:caps w:val="false"/>
-          <w:smallCaps w:val="false"/>
-          <w:strike w:val="false"/>
-          <w:dstrike w:val="false"/>
-          <w:color w:val="000000"/>
-          <w:position w:val="0"/>
-          <w:sz w:val="24"/>
-          <w:sz w:val="24"/>
-          <w:szCs w:val="24"/>
-          <w:u w:val="none"/>
-          <w:shd w:fill="auto" w:val="clear"/>
-          <w:vertAlign w:val="baseline"/>
+          <w:sz w:val="20"/>
+          <w:szCs w:val="20"/>
         </w:rPr>
       </w:pPr>
       <w:r>
@@ -285,9 +306,9 @@
           <w:dstrike w:val="false"/>
           <w:color w:val="000000"/>
           <w:position w:val="0"/>
-          <w:sz w:val="24"/>
-          <w:sz w:val="24"/>
-          <w:szCs w:val="24"/>
+          <w:sz w:val="20"/>
+          <w:sz w:val="20"/>
+          <w:szCs w:val="20"/>
           <w:u w:val="none"/>
           <w:shd w:fill="auto" w:val="clear"/>
           <w:vertAlign w:val="baseline"/>
@@ -298,6 +319,8 @@
         <w:rPr>
           <w:rFonts w:eastAsia="Arial" w:cs="Arial"/>
           <w:color w:val="000000"/>
+          <w:sz w:val="20"/>
+          <w:szCs w:val="20"/>
         </w:rPr>
         <w:t>{{ total_packages }}</w:t>
       </w:r>
@@ -314,9 +337,9 @@
           <w:dstrike w:val="false"/>
           <w:color w:val="EE0000"/>
           <w:position w:val="0"/>
-          <w:sz w:val="24"/>
-          <w:sz w:val="24"/>
-          <w:szCs w:val="24"/>
+          <w:sz w:val="20"/>
+          <w:sz w:val="20"/>
+          <w:szCs w:val="20"/>
           <w:u w:val="none"/>
           <w:shd w:fill="auto" w:val="clear"/>
           <w:vertAlign w:val="baseline"/>
@@ -336,9 +359,9 @@
           <w:dstrike w:val="false"/>
           <w:color w:val="000000"/>
           <w:position w:val="0"/>
-          <w:sz w:val="24"/>
-          <w:sz w:val="24"/>
-          <w:szCs w:val="24"/>
+          <w:sz w:val="20"/>
+          <w:sz w:val="20"/>
+          <w:szCs w:val="20"/>
           <w:u w:val="none"/>
           <w:shd w:fill="auto" w:val="clear"/>
           <w:vertAlign w:val="baseline"/>
@@ -348,8 +371,8 @@
       <w:r>
         <w:rPr>
           <w:rFonts w:eastAsia="Arial" w:cs="Arial"/>
-          <w:sz w:val="22"/>
-          <w:szCs w:val="22"/>
+          <w:sz w:val="20"/>
+          <w:szCs w:val="20"/>
         </w:rPr>
         <w:t>{{ country_of_destination }}</w:t>
       </w:r>
@@ -366,9 +389,9 @@
           <w:dstrike w:val="false"/>
           <w:color w:val="000000"/>
           <w:position w:val="0"/>
-          <w:sz w:val="24"/>
-          <w:sz w:val="24"/>
-          <w:szCs w:val="24"/>
+          <w:sz w:val="20"/>
+          <w:sz w:val="20"/>
+          <w:szCs w:val="20"/>
           <w:u w:val="none"/>
           <w:shd w:fill="auto" w:val="clear"/>
           <w:vertAlign w:val="baseline"/>
@@ -379,6 +402,8 @@
         <w:rPr>
           <w:rFonts w:eastAsia="Arial" w:cs="Arial"/>
           <w:color w:val="000000"/>
+          <w:sz w:val="20"/>
+          <w:szCs w:val="20"/>
         </w:rPr>
         <w:t>{{ invoice_no }}</w:t>
       </w:r>
@@ -395,9 +420,9 @@
           <w:dstrike w:val="false"/>
           <w:color w:val="000000"/>
           <w:position w:val="0"/>
-          <w:sz w:val="24"/>
-          <w:sz w:val="24"/>
-          <w:szCs w:val="24"/>
+          <w:sz w:val="20"/>
+          <w:sz w:val="20"/>
+          <w:szCs w:val="20"/>
           <w:u w:val="none"/>
           <w:shd w:fill="auto" w:val="clear"/>
           <w:vertAlign w:val="baseline"/>
@@ -408,6 +433,8 @@
         <w:rPr>
           <w:rFonts w:eastAsia="Arial" w:cs="Arial"/>
           <w:color w:val="000000"/>
+          <w:sz w:val="20"/>
+          <w:szCs w:val="20"/>
         </w:rPr>
         <w:t>{{ invoice_date }}</w:t>
       </w:r>
@@ -424,9 +451,9 @@
           <w:dstrike w:val="false"/>
           <w:color w:val="EE0000"/>
           <w:position w:val="0"/>
-          <w:sz w:val="24"/>
-          <w:sz w:val="24"/>
-          <w:szCs w:val="24"/>
+          <w:sz w:val="20"/>
+          <w:sz w:val="20"/>
+          <w:szCs w:val="20"/>
           <w:u w:val="none"/>
           <w:shd w:fill="auto" w:val="clear"/>
           <w:vertAlign w:val="baseline"/>
@@ -446,9 +473,9 @@
           <w:dstrike w:val="false"/>
           <w:color w:val="000000"/>
           <w:position w:val="0"/>
-          <w:sz w:val="24"/>
-          <w:sz w:val="24"/>
-          <w:szCs w:val="24"/>
+          <w:sz w:val="20"/>
+          <w:sz w:val="20"/>
+          <w:szCs w:val="20"/>
           <w:u w:val="none"/>
           <w:shd w:fill="auto" w:val="clear"/>
           <w:vertAlign w:val="baseline"/>
@@ -462,11 +489,15 @@
         <w:jc w:val="both"/>
         <w:rPr>
           <w:rFonts w:ascii="Arial" w:hAnsi="Arial" w:eastAsia="Arial" w:cs="Arial"/>
-        </w:rPr>
-      </w:pPr>
-      <w:r>
-        <w:rPr>
-          <w:rFonts w:eastAsia="Arial" w:cs="Arial"/>
+          <w:sz w:val="20"/>
+          <w:szCs w:val="20"/>
+        </w:rPr>
+      </w:pPr>
+      <w:r>
+        <w:rPr>
+          <w:rFonts w:eastAsia="Arial" w:cs="Arial"/>
+          <w:sz w:val="20"/>
+          <w:szCs w:val="20"/>
         </w:rPr>
       </w:r>
     </w:p>
@@ -475,14 +506,35 @@
         <w:pStyle w:val="normal1"/>
         <w:jc w:val="both"/>
         <w:rPr>
+          <w:sz w:val="20"/>
+          <w:szCs w:val="20"/>
+        </w:rPr>
+      </w:pPr>
+      <w:r>
+        <w:rPr>
+          <w:rFonts w:eastAsia="Arial" w:cs="Arial"/>
+          <w:sz w:val="20"/>
+          <w:szCs w:val="20"/>
+        </w:rPr>
+        <w:t>Request you to please do the needful. We have authorized to our CHA M/S. Velji Dosabhai &amp; Sons Pvt Ltd. to submit the same and clear our export shipment from your good office.</w:t>
+      </w:r>
+    </w:p>
+    <w:p>
+      <w:pPr>
+        <w:pStyle w:val="normal1"/>
+        <w:jc w:val="both"/>
+        <w:rPr>
           <w:rFonts w:ascii="Arial" w:hAnsi="Arial" w:eastAsia="Arial" w:cs="Arial"/>
-        </w:rPr>
-      </w:pPr>
-      <w:r>
-        <w:rPr>
-          <w:rFonts w:eastAsia="Arial" w:cs="Arial"/>
-        </w:rPr>
-        <w:t>Request you to please do the needful. We have authorized to our CHA M/S. Velji Dosabhai &amp; Sons Pvt Ltd. to submit the same and clear our export shipment from your good office.</w:t>
+          <w:sz w:val="20"/>
+          <w:szCs w:val="20"/>
+        </w:rPr>
+      </w:pPr>
+      <w:r>
+        <w:rPr>
+          <w:rFonts w:eastAsia="Arial" w:cs="Arial"/>
+          <w:sz w:val="20"/>
+          <w:szCs w:val="20"/>
+        </w:rPr>
       </w:r>
     </w:p>
     <w:p>
@@ -490,12 +542,34 @@
         <w:pStyle w:val="normal1"/>
         <w:jc w:val="both"/>
         <w:rPr>
+          <w:sz w:val="20"/>
+          <w:szCs w:val="20"/>
+        </w:rPr>
+      </w:pPr>
+      <w:r>
+        <w:rPr>
+          <w:rFonts w:eastAsia="Arial" w:cs="Arial"/>
+          <w:sz w:val="20"/>
+          <w:szCs w:val="20"/>
+        </w:rPr>
+        <w:t>Thanking You,</w:t>
+      </w:r>
+    </w:p>
+    <w:p>
+      <w:pPr>
+        <w:pStyle w:val="normal1"/>
+        <w:jc w:val="both"/>
+        <w:rPr>
           <w:rFonts w:ascii="Arial" w:hAnsi="Arial" w:eastAsia="Arial" w:cs="Arial"/>
-        </w:rPr>
-      </w:pPr>
-      <w:r>
-        <w:rPr>
-          <w:rFonts w:eastAsia="Arial" w:cs="Arial"/>
+          <w:sz w:val="20"/>
+          <w:szCs w:val="20"/>
+        </w:rPr>
+      </w:pPr>
+      <w:r>
+        <w:rPr>
+          <w:rFonts w:eastAsia="Arial" w:cs="Arial"/>
+          <w:sz w:val="20"/>
+          <w:szCs w:val="20"/>
         </w:rPr>
       </w:r>
     </w:p>
@@ -504,14 +578,35 @@
         <w:pStyle w:val="normal1"/>
         <w:jc w:val="both"/>
         <w:rPr>
+          <w:sz w:val="20"/>
+          <w:szCs w:val="20"/>
+        </w:rPr>
+      </w:pPr>
+      <w:r>
+        <w:rPr>
+          <w:rFonts w:eastAsia="Arial" w:cs="Arial"/>
+          <w:sz w:val="20"/>
+          <w:szCs w:val="20"/>
+        </w:rPr>
+        <w:t>Yours faithfully,</w:t>
+      </w:r>
+    </w:p>
+    <w:p>
+      <w:pPr>
+        <w:pStyle w:val="normal1"/>
+        <w:jc w:val="both"/>
+        <w:rPr>
           <w:rFonts w:ascii="Arial" w:hAnsi="Arial" w:eastAsia="Arial" w:cs="Arial"/>
-        </w:rPr>
-      </w:pPr>
-      <w:r>
-        <w:rPr>
-          <w:rFonts w:eastAsia="Arial" w:cs="Arial"/>
-        </w:rPr>
-        <w:t>Thanking You,</w:t>
+          <w:sz w:val="20"/>
+          <w:szCs w:val="20"/>
+        </w:rPr>
+      </w:pPr>
+      <w:r>
+        <w:rPr>
+          <w:rFonts w:eastAsia="Arial" w:cs="Arial"/>
+          <w:sz w:val="20"/>
+          <w:szCs w:val="20"/>
+        </w:rPr>
       </w:r>
     </w:p>
     <w:p>
@@ -519,58 +614,17 @@
         <w:pStyle w:val="normal1"/>
         <w:jc w:val="both"/>
         <w:rPr>
-          <w:rFonts w:ascii="Arial" w:hAnsi="Arial" w:eastAsia="Arial" w:cs="Arial"/>
-        </w:rPr>
-      </w:pPr>
-      <w:r>
-        <w:rPr>
-          <w:rFonts w:eastAsia="Arial" w:cs="Arial"/>
-        </w:rPr>
-      </w:r>
-    </w:p>
-    <w:p>
-      <w:pPr>
-        <w:pStyle w:val="normal1"/>
-        <w:jc w:val="both"/>
-        <w:rPr>
-          <w:rFonts w:ascii="Arial" w:hAnsi="Arial" w:eastAsia="Arial" w:cs="Arial"/>
-        </w:rPr>
-      </w:pPr>
-      <w:r>
-        <w:rPr>
-          <w:rFonts w:eastAsia="Arial" w:cs="Arial"/>
-        </w:rPr>
-        <w:t>Yours faithfully,</w:t>
-      </w:r>
-    </w:p>
-    <w:p>
-      <w:pPr>
-        <w:pStyle w:val="normal1"/>
-        <w:jc w:val="both"/>
-        <w:rPr>
-          <w:rFonts w:ascii="Arial" w:hAnsi="Arial" w:eastAsia="Arial" w:cs="Arial"/>
-        </w:rPr>
-      </w:pPr>
-      <w:r>
-        <w:rPr>
-          <w:rFonts w:eastAsia="Arial" w:cs="Arial"/>
-        </w:rPr>
-      </w:r>
-    </w:p>
-    <w:p>
-      <w:pPr>
-        <w:pStyle w:val="normal1"/>
-        <w:jc w:val="both"/>
-        <w:rPr>
+          <w:sz w:val="20"/>
+          <w:szCs w:val="20"/>
+        </w:rPr>
+      </w:pPr>
+      <w:r>
+        <w:rPr>
+          <w:rFonts w:eastAsia="Arial" w:cs="Arial"/>
           <w:b/>
           <w:bCs/>
-        </w:rPr>
-      </w:pPr>
-      <w:r>
-        <w:rPr>
-          <w:rFonts w:eastAsia="Arial" w:cs="Arial"/>
-          <w:b/>
-          <w:bCs/>
+          <w:sz w:val="20"/>
+          <w:szCs w:val="20"/>
         </w:rPr>
         <w:t>FOR Horizon Enterprise</w:t>
       </w:r>
@@ -582,12 +636,16 @@
         <w:rPr>
           <w:rFonts w:ascii="Arial" w:hAnsi="Arial" w:eastAsia="Arial" w:cs="Arial"/>
           <w:color w:val="000000"/>
-        </w:rPr>
-      </w:pPr>
-      <w:r>
-        <w:rPr>
-          <w:rFonts w:eastAsia="Arial" w:cs="Arial"/>
-          <w:color w:val="000000"/>
+          <w:sz w:val="20"/>
+          <w:szCs w:val="20"/>
+        </w:rPr>
+      </w:pPr>
+      <w:r>
+        <w:rPr>
+          <w:rFonts w:eastAsia="Arial" w:cs="Arial"/>
+          <w:color w:val="000000"/>
+          <w:sz w:val="20"/>
+          <w:szCs w:val="20"/>
         </w:rPr>
       </w:r>
     </w:p>
@@ -596,14 +654,17 @@
         <w:pStyle w:val="Normal"/>
         <w:jc w:val="both"/>
         <w:rPr>
-          <w:rFonts w:ascii="Arial" w:hAnsi="Arial" w:eastAsia="Arial" w:cs="Arial"/>
-          <w:color w:val="000000"/>
+          <w:sz w:val="20"/>
+          <w:szCs w:val="20"/>
         </w:rPr>
       </w:pPr>
       <w:bookmarkStart w:id="0" w:name="docs-internal-guid-e4b37490-7fff-d53f-cb"/>
       <w:bookmarkEnd w:id="0"/>
       <w:r>
-        <w:rPr/>
+        <w:rPr>
+          <w:sz w:val="20"/>
+          <w:szCs w:val="20"/>
+        </w:rPr>
         <w:drawing>
           <wp:inline distT="0" distB="0" distL="0" distR="0">
             <wp:extent cx="2047875" cy="952500"/>
@@ -650,12 +711,16 @@
         <w:rPr>
           <w:rFonts w:ascii="Arial" w:hAnsi="Arial" w:eastAsia="Arial" w:cs="Arial"/>
           <w:color w:val="000000"/>
-        </w:rPr>
-      </w:pPr>
-      <w:r>
-        <w:rPr>
-          <w:rFonts w:eastAsia="Arial" w:cs="Arial"/>
-          <w:color w:val="000000"/>
+          <w:sz w:val="20"/>
+          <w:szCs w:val="20"/>
+        </w:rPr>
+      </w:pPr>
+      <w:r>
+        <w:rPr>
+          <w:rFonts w:eastAsia="Arial" w:cs="Arial"/>
+          <w:color w:val="000000"/>
+          <w:sz w:val="20"/>
+          <w:szCs w:val="20"/>
         </w:rPr>
       </w:r>
     </w:p>
@@ -666,12 +731,16 @@
         <w:rPr>
           <w:rFonts w:ascii="Arial" w:hAnsi="Arial" w:eastAsia="Arial" w:cs="Arial"/>
           <w:color w:val="000000"/>
-        </w:rPr>
-      </w:pPr>
-      <w:r>
-        <w:rPr>
-          <w:rFonts w:eastAsia="Arial" w:cs="Arial"/>
-          <w:color w:val="000000"/>
+          <w:sz w:val="20"/>
+          <w:szCs w:val="20"/>
+        </w:rPr>
+      </w:pPr>
+      <w:r>
+        <w:rPr>
+          <w:rFonts w:eastAsia="Arial" w:cs="Arial"/>
+          <w:color w:val="000000"/>
+          <w:sz w:val="20"/>
+          <w:szCs w:val="20"/>
         </w:rPr>
       </w:r>
     </w:p>
@@ -684,12 +753,15 @@
         </w:tabs>
         <w:jc w:val="both"/>
         <w:rPr>
-          <w:rFonts w:ascii="Arial" w:hAnsi="Arial" w:eastAsia="Arial" w:cs="Arial"/>
-        </w:rPr>
-      </w:pPr>
-      <w:r>
-        <w:rPr>
-          <w:rFonts w:eastAsia="Arial" w:cs="Arial"/>
+          <w:sz w:val="20"/>
+          <w:szCs w:val="20"/>
+        </w:rPr>
+      </w:pPr>
+      <w:r>
+        <w:rPr>
+          <w:rFonts w:eastAsia="Arial" w:cs="Arial"/>
+          <w:sz w:val="20"/>
+          <w:szCs w:val="20"/>
         </w:rPr>
         <w:t>Authorized signatory</w:t>
       </w:r>
